--- a/zht/docx/24.content.docx
+++ b/zht/docx/24.content.docx
@@ -136,13 +136,6 @@
         <w:rPr>
           <w:lang w:val="zh_TW" w:bidi="zh_TW"/>
         </w:rPr>
-      </w:r>
-      <w:r>
-        <w:rPr>
-          <w:i/>
-          <w:lang w:val="zh_TW" w:bidi="zh_TW"/>
-        </w:rPr>
-        <w:t>耶利米書 1:1, 耶利米書 1:2, 耶利米書 1:5, 耶利米書 1:6, 耶利米書 1:7, 耶利米書 1:8, 耶利米書 1:9, 耶利米書 1:11, 耶利米書 1:12, 耶利米書 1:14, 耶利米書 1:15, 耶利米書 1:16, 耶利米書 1:19, 耶利米書 2:2, 耶利米書 2:3, 耶利米書 2:4–5, 耶利米書 2:7, 耶利米書 2:8, 耶利米書 2:11, 耶利米書 2:13, 耶利米書 2:15, 耶利米書 2:15 (#2), 耶利米書 2:20, 耶利米書 2:23–24, 耶利米書 2:26–28, 耶利米書 2:29, 耶利米書 2:30, 耶利米書 2:34, 耶利米書 2:35, 耶利米書 3:1, 耶利米書 3:3–5, 耶利米書 3:6, 耶利米書 3:8, 耶利米書 3:8–10, 耶利米書 3:12, 耶利米書 3:13, 耶利米書 3:15, 耶利米書 3:16, 耶利米書 3:17, 耶利米書 3:18, 耶利米書 3:19, 耶利米書 3:21, 耶利米書 3:24, 耶利米書 3:25, 耶利米書 4:1, 耶利米書 4:4–6, 耶利米書 4:7, 耶利米書 4:8, 耶利米書 4:9, 耶利米書 4:14, 耶利米書 4:16, 耶利米書 4:19, 耶利米書 4:22, 耶利米書 4:26, 耶利米書 4:29, 耶利米書 4:30, 耶利米書 4:31, 耶利米書 5:1, 耶利米書 5:3, 耶利米書 5:4, 耶利米書 5:5, 耶利米書 5:6, 耶利米書 5:12, 耶利米書 5:15, 耶利米書 5:17, 耶利米書 5:19, 耶利米書 5:21, 耶利米書 5:23, 耶利米書 5:27–28, 耶利米書 5:29, 耶利米書 5:31, 耶利米書 6:2, 耶利米書 6:4–5, 耶利米書 6:6, 耶利米書 6:8, 耶利米書 6:9, 耶利米書 6:12, 耶利米書 6:15, 耶利米書 6:19, 耶利米書 6:20, 耶利米書 6:21, 耶利米書 6:22, 耶利米書 6:26, 耶利米書 6:27, 耶利米書 6:28, 耶利米書 7:3–4, 耶利米書 7:5–7, 耶利米書 7:5–7 (#2), 耶利米書 7:10, 耶利米書 7:12–14, 耶利米書 7:16, 耶利米書 7:18, 耶利米書 7:23, 耶利米書 7:26, 耶利米書 7:28, 耶利米書 7:29, 耶利米書 7:31, 耶利米書 7:33, 耶利米書 7:34, 耶利米書 8:1, 耶利米書 8:3, 耶利米書 8:4, 耶利米書 8:6, 耶利米書 8:7, 耶利米書 8:8, 耶利米書 8:10, 耶利米書 8:12, 耶利米書 8:13, 耶利米書 8:14, 耶利米書 8:16, 耶利米書 8:17, 耶利米書 8:18, 耶利米書 8:19, 耶利米書 9:1, 耶利米書 9:1 (#2), 耶利米書 9:2, 耶利米書 9:3, 耶利米書 9:4, 耶利米書 9:5, 耶利米書 9:8, 耶利米書 9:10, 耶利米書 9:11, 耶利米書 9:12, 耶利米書 9:13, 耶利米書 9:16, 耶利米書 9:17–18, 耶利米書 9:19, 耶利米書 9:20, 耶利米書 9:21, 耶利米書 9:22, 耶利米書 9:23, 耶利米書 9:24, 耶利米書 9:26, 耶利米書 10:1–2, 耶利米書 10:3, 耶利米書 10:5, 耶利米書 10:5 (#2), 耶利米書 10:6, 耶利米書 10:11, 耶利米書 10:12, 耶利米書 10:14–15, 耶利米書 10:17, 耶利米書 10:20, 耶利米書 10:21, 耶利米書 10:22, 耶利米書 10:24, 耶利米書 10:25, 耶利米書 10:25 (#2), 耶利米書 11:1, 耶利米書 11:3, 耶利米書 11:4, 耶利米書 11:4 (#2), 耶利米書 11:5, 耶利米書 11:7–8, 耶利米書 11:10, 耶利米書 11:11, 耶利米書 11:13, 耶利米書 11:14, 耶利米書 11:15, 耶利米書 11:17, 耶利米書 11:20, 耶利米書 11:21, 耶利米書 11:22, 耶利米書 12:1–2, 耶利米書 12:3, 耶利米書 12:4, 耶利米書 12:6, 耶利米書 12:7, 耶利米書 12:10–11, 耶利米書 12:12, 耶利米書 12:13, 耶利米書 12:15, 耶利米書 12:16, 耶利米書 12:17, 耶利米書 13:1–4, 耶利米書 13:7, 耶利米書 13:10, 耶利米書 13:11, 耶利米書 13:14, 耶利米書 13:14 (#2), 耶利米書 13:16, 耶利米書 13:18, 耶利米書 13:21, 耶利米書 13:22, 耶利米書 13:27, 耶利米書 14:3, 耶利米書 14:4–6, 耶利米書 14:8, 耶利米書 14:11, 耶利米書 14:14, 耶利米書 14:16, 耶利米書 14:18, 耶利米書 14:18 (#2), 耶利米書 14:20, 耶利米書 14:22, 耶利米書 15:1, 耶利米書 15:2, 耶利米書 15:3, 耶利米書 15:5, 耶利米書 15:6, 耶利米書 15:9, 耶利米書 15:11, 耶利米書 15:13, 耶利米書 15:16, 耶利米書 15:19, 耶利米書 15:21, 耶利米書 16:2, 耶利米書 16:3–4, 耶利米書 16:4, 耶利米書 16:5–6, 耶利米書 16:9, 耶利米書 16:10, 耶利米書 16:12, 耶利米書 16:18, 耶利米書 16:19, 耶利米書 17:1, 耶利米書 17:2, 耶利米書 17:4, 耶利米書 17:5, 耶利米書 17:9, 耶利米書 17:13, 耶利米書 17:16, 耶利米書 17:19, 耶利米書 17:21, 耶利米書 17:25, 耶利米書 17:27, 耶利米書 18:2, 耶利米書 18:4, 耶利米書 18:8, 耶利米書 18:10, 耶利米書 18:11, 耶利米書 18:12, 耶利米書 18:15, 耶利米書 18:16, 耶利米書 18:18, 耶利米書 18:20, 耶利米書 18:21, 耶利米書 19:1, 耶利米書 19:3, 耶利米書 19:4, 耶利米書 19:5, 耶利米書 19:6, 耶利米書 19:10, 耶利米書 19:13, 耶利米書 19:14–15, 耶利米書 20:1–2, 耶利米書 20:4, 耶利米書 20:5, 耶利米書 20:7–9, 耶利米書 20:8, 耶利米書 20:10–11, 耶利米書 20:12–13, 耶利米書 20:14, 耶利米書 21:1–2, 耶利米書 21:1–2 (#2), 耶利米書 21:3–5, 耶利米書 21:6–7, 耶利米書 21:8–9, 耶利米書 21:8–10, 耶利米書 21:11–12, 耶利米書 21:13–14, 耶利米書 21:13–14 (#2), 耶利米書 22:1–3, 耶利米書 22:5, 耶利米書 22:6–7, 耶利米書 22:8–9, 耶利米書 22:10, 耶利米書 22:15–16, 耶利米書 22:17, 耶利米書 22:19, 耶利米書 22:21, 耶利米書 22:22, 耶利米書 22:24–26, 耶利米書 22:30, 耶利米書 23:1–2, 耶利米書 23:3–4, 耶利米書 23:5–6, 耶利米書 23:7–8, 耶利米書 23:9, 耶利米書 23:11–12, 耶利米書 23:13–14, 耶利米書 23:15, 耶利米書 23:16–17, 耶利米書 23:19, 耶利米書 23:21–22, 耶利米書 23:23–24, 耶利米書 23:25–27, 耶利米書 23:28–29, 耶利米書 23:31–32, 耶利米書 23:33, 耶利米書 23:34, 耶利米書 23:35–36, 耶利米書 23:37–38, 耶利米書 23:39–40, 耶利米書 24:1–3, 耶利米書 24:4–5, 耶利米書 24:6, 耶利米書 24:8, 耶利米書 24:8–10, 耶利米書 25:1–2, 耶利米書 25:3, 耶利米書 25:3–4, 耶利米書 25:5–6, 耶利米書 25:7–9, 耶利米書 25:10–11, 耶利米書 25:12–14, 耶利米書 25:15–16, 耶利米書 25:17–18, 耶利米書 25:26, 耶利米書 25:27–29, 耶利米書 25:32–33, 耶利米書 25:34–36, 耶利米書 25:37–38, 耶利米書 26:1–2, 耶利米書 26:3, 耶利米書 26:4–6, 耶利米書 26:7–9, 耶利米書 26:10–12, 耶利米書 26:13–15, 耶利米書 26:16–17, 耶利米書 26:18, 耶利米書 26:20, 耶利米書 26:21, 耶利米書 26:22–23, 耶利米書 26:24, 耶利米書 27:1–2, 耶利米書 27:5–7, 耶利米書 27:8, 耶利米書 27:9–10, 耶利米書 27:11, 耶利米書 27:12, 耶利米書 27:14–15, 耶利米書 27:16–17, 耶利米書 27:19–20, 耶利米書 27:21–22, 耶利米書 28:1–2, 耶利米書 28:9, 耶利米書 28:10–11, 耶利米書 28:12–14, 耶利米書 28:15–17, 耶利米書 29:1, 耶利米書 29:7, 耶利米書 29:8–9, 耶利米書 29:10–11, 耶利米書 29:12–14, 耶利米書 29:16–17, 耶利米書 29:20–21, 耶利米書 29:22, 耶利米書 29:23, 耶利米書 29:24, 耶利米書 29:25, 耶利米書 29:26, 耶利米書 29:28, 耶利米書 29:31–32, 耶利米書 30:1–3, 耶利米書 30:4–5, 耶利米書 30:6–7, 耶利米書 30:8–9, 耶利米書 30:10, 耶利米書 30:12–13, 耶利米書 30:14–15, 耶利米書 30:16–17, 耶利米書 30:17, 耶利米書 30:19, 耶利米書 30:20–21, 耶利米書 31:1, 耶利米書 31:2–3, 耶利米書 31:4–5, 耶利米書 31:7, 耶利米書 31:8, 耶利米書 31:10–11, 耶利米書 31:12, 耶利米書 31:13, 耶利米書 31:15, 耶利米書 31:16–17, 耶利米書 31:18–20, 耶利米書 31:24, 耶利米書 31:27–28, 耶利米書 31:29–30, 耶利米書 31:30, 耶利米書 31:33–34, 耶利米書 31:35–36, 耶利米書 31:37, 耶利米書 31:38–40, 耶利米書 32:1–2, 耶利米書 32:2, 耶利米書 32:3–5, 耶利米書 32:6–7, 耶利米書 32:10–12, 耶利米書 32:13–14, 耶利米書 32:15, 耶利米書 32:16–17, 耶利米書 32:21, 耶利米書 32:23, 耶利米書 32:25, 耶利米書 32:28, 耶利米書 32:31–32, 耶利米書 32:33–35, 耶利米書 32:36–37, 耶利米書 32:38–40, 耶利米書 32:42, 耶利米書 33:1–3, 耶利米書 33:4–5, 耶利米書 33:6–8, 耶利米書 33:9, 耶利米書 33:12–13, 耶利米書 33:14–16, 耶利米書 33:17–18, 耶利米書 33:20–21, 耶利米書 33:22, 耶利米書 33:23–24, 耶利米書 33:25–26, 耶利米書 34:1, 耶利米書 34:2–3, 耶利米書 34:4–5, 耶利米書 34:10–11, 耶利米書 34:12–14, 耶利米書 34:15–16, 耶利米書 34:17, 耶利米書 34:18–19, 耶利米書 34:20, 耶利米書 34:21–22, 耶利米書 35:1–2, 耶利米書 35:5–6, 耶利米書 35:6, 耶利米書 35:7, 耶利米書 35:8–11, 耶利米書 35:11, 耶利米書 35:12–14, 耶利米書 35:15, 耶利米書 35:17, 耶利米書 35:18–19, 耶利米書 36:1–3, 耶利米書 36:4–6, 耶利米書 36:7–8, 耶利米書 36:9–10, 耶利米書 36:12, 耶利米書 36:13–14, 耶利米書 36:16, 耶利米書 36:17–19, 耶利米書 36:23, 耶利米書 36:24, 耶利米書 36:25, 耶利米書 36:27–29, 耶利米書 36:30–31, 耶利米書 37:1, 耶利米書 37:1–2, 耶利米書 37:3, 耶利米書 37:5, 耶利米書 37:6–8, 耶利米書 37:7, 耶利米書 37:11–12, 耶利米書 37:13, 耶利米書 37:14–15, 耶利米書 37:16–17, 耶利米書 37:18–20, 耶利米書 37:21, 耶利米書 38:2, 耶利米書 38:2 (#2), 耶利米書 38:3, 耶利米書 38:4, 耶利米書 38:6, 耶利米書 38:7–8, 耶利米書 38:10, 耶利米書 38:15, 耶利米書 38:16, 耶利米書 38:17–18, 耶利米書 38:19, 耶利米書 38:20, 耶利米書 38:22–23, 耶利米書 38:24–26, 耶利米書 38:27–28, 耶利米書 39:1, 耶利米書 39:2, 耶利米書 39:3, 耶利米書 39:4, 耶利米書 39:5, 耶利米書 39:6, 耶利米書 39:7, 耶利米書 39:8, 耶利米書 39:9, 耶利米書 39:10, 耶利米書 39:10 (#2), 耶利米書 39:11–12, 耶利米書 39:14, 耶利米書 39:15–16, 耶利米書 39:17, 耶利米書 39:18, 耶利米書 40:1, 耶利米書 40:2, 耶利米書 40:2 (#2), 耶利米書 40:4, 耶利米書 40:5, 耶利米書 40:6, 耶利米書 40:7–8, 耶利米書 40:9, 耶利米書 40:10, 耶利米書 40:11–12, 耶利米書 40:13–14, 耶利米書 40:14, 耶利米書 40:15, 耶利米書 40:16, 耶利米書 41:1–3, 耶利米書 41:2–3, 耶利米書 41:4–5, 耶利米書 41:5, 耶利米書 41:6, 耶利米書 41:7, 耶利米書 41:8, 耶利米書 41:9, 耶利米書 41:10, 耶利米書 41:11–12, 耶利米書 41:13–14, 耶利米書 41:15, 耶利米書 41:17, 耶利米書 41:17 (#2), 耶利米書 41:17 (#3), 耶利米書 41:18, 耶利米書 42:1–3, 耶利米書 42:4, 耶利米書 42:5–6, 耶利米書 42:7, 耶利米書 42:11–12, 耶利米書 42:15–17, 耶利米書 42:18, 耶利米書 42:19, 耶利米書 42:20–22, 耶利米書 43:1, 耶利米書 43:3, 耶利米書 43:4–7, 耶利米書 43:8–10, 耶利米書 43:11, 耶利米書 43:12–13, 耶利米書 44:2–3, 耶利米書 44:4, 耶利米書 44:5, 耶利米書 44:6, 耶利米書 44:7, 耶利米書 44:8, 耶利米書 44:8 (#2), 耶利米書 44:10, 耶利米書 44:11–12, 耶利米書 44:14, 耶利米書 44:17, 耶利米書 44:22, 耶利米書 44:22 (#2), 耶利米書 44:23, 耶利米書 44:25, 耶利米書 44:26–27, 耶利米書 44:28, 耶利米書 44:29, 耶利米書 44:30, 耶利米書 45:1–3, 耶利米書 45:4, 耶利米書 45:5, 耶利米書 45:5 (#2), 耶利米書 46:1–4, 耶利米書 46:2, 耶利米書 46:5–6, 耶利米書 46:7–8, 耶利米書 46:10, 耶利米書 46:11–12, 耶利米書 46:13–14, 耶利米書 46:15, 耶利米書 46:16–17, 耶利米書 46:19, 耶利米書 46:20–21, 耶利米書 46:21, 耶利米書 46:23–24, 耶利米書 46:25–26, 耶利米書 46:27–28, 耶利米書 47:1–2, 耶利米書 47:3–4, 耶利米書 47:6–7, 耶利米書 47:7, 耶利米書 48:1–2, 耶利米書 48:3–5, 耶利米書 48:7, 耶利米書 48:8, 耶利米書 48:9, 耶利米書 48:10, 耶利米書 48:11–12, 耶利米書 48:15–16, 耶利米書 48:17, 耶利米書 48:18–20, 耶利米書 48:21–25, 耶利米書 48:26–27, 耶利米書 48:28–29, 耶利米書 48:30–32, 耶利米書 48:33, 耶利米書 48:35, 耶利米書 48:36–37, 耶利米書 48:38–39, 耶利米書 48:40–41, 耶利米書 48:42–44, 耶利米書 48:45, 耶利米書 48:46–47, 耶利米書 49:1, 耶利米書 49:2, 耶利米書 49:3, 耶利米書 49:4, 耶利米書 49:5, 耶利米書 49:6, 耶利米書 49:7, 耶利米書 49:8, 耶利米書 49:8 (#2), 耶利米書 49:11, 耶利米書 49:12, 耶利米書 49:13, 耶利米書 49:14, 耶利米書 49:15, 耶利米書 49:16, 耶利米書 49:17–18, 耶利米書 49:19, 耶利米書 49:20, 耶利米書 49:21–22, 耶利米書 49:23–24, 耶利米書 49:26–27, 耶利米書 49:28–29, 耶利米書 49:30, 耶利米書 49:30–31, 耶利米書 49:32, 耶利米書 49:33, 耶利米書 49:34, 耶利米書 49:34–36, 耶利米書 49:37–38, 耶利米書 49:39, 耶利米書 50:2, 耶利米書 50:3, 耶利米書 50:4–5, 耶利米書 50:6, 耶利米書 50:7, 耶利米書 50:8–10, 耶利米書 50:11–13, 耶利米書 50:14–15, 耶利米書 50:16, 耶利米書 50:17–18, 耶利米書 50:19–20, 耶利米書 50:21–22, 耶利米書 50:23–24, 耶利米書 50:25–26, 耶利米書 50:27–28, 耶利米書 50:29–30, 耶利米書 50:31–32, 耶利米書 50:33–34, 耶利米書 50:35–37, 耶利米書 50:38–40, 耶利米書 50:41–42, 耶利米書 50:43, 耶利米書 50:44, 耶利米書 50:45–46, 耶利米書 51:1–2, 耶利米書 51:3–4, 耶利米書 51:5, 耶利米書 51:6, 耶利米書 51:7, 耶利米書 51:7–8, 耶利米書 51:9–10, 耶利米書 51:11, 耶利米書 51:13–14, 耶利米書 51:15, 耶利米書 51:15–16, 耶利米書 51:17–18, 耶利米書 51:19, 耶利米書 51:20, 耶利米書 51:24, 耶利米書 51:25–26, 耶利米書 51:27–28, 耶利米書 51:29, 耶利米書 51:30–32, 耶利米書 51:33, 耶利米書 51:34–35, 耶利米書 51:36–37, 耶利米書 51:39–40, 耶利米書 51:41, 耶利米書 51:43–44, 耶利米書 51:45–46, 耶利米書 51:48–49, 耶利米書 51:50, 耶利米書 51:51, 耶利米書 51:52–53, 耶利米書 51:54–56, 耶利米書 51:58, 耶利米書 51:59, 耶利米書 51:60, 耶利米書 51:61, 耶利米書 51:62, 耶利米書 51:63, 耶利米書 51:63–64, 耶利米書 52:1–2, 耶利米書 52:4–5, 耶利米書 52:6–8, 耶利米書 52:9–11, 耶利米書 52:12–14, 耶利米書 52:15–16, 耶利米書 52:17–19, 耶利米書 52:24–25, 耶利米書 52:26–27, 耶利米書 52:28–30, 耶利米書 52:31, 耶利米書 52:32–34</w:t>
       </w:r>
       <w:r>
         <w:rPr>

--- a/zht/docx/24.content.docx
+++ b/zht/docx/24.content.docx
@@ -123,19 +123,6 @@
           <w:lang w:val="zh_TW" w:bidi="zh_TW"/>
         </w:rPr>
         <w:t>JER</w:t>
-      </w:r>
-      <w:r>
-        <w:rPr>
-          <w:lang w:val="zh_TW" w:bidi="zh_TW"/>
-        </w:rPr>
-      </w:r>
-    </w:p>
-    <w:p>
-      <w:pPr/>
-      <w:r>
-        <w:rPr>
-          <w:lang w:val="zh_TW" w:bidi="zh_TW"/>
-        </w:rPr>
       </w:r>
       <w:r>
         <w:rPr>

--- a/zht/docx/24.content.docx
+++ b/zht/docx/24.content.docx
@@ -19,7 +19,7 @@
         <w:rPr>
           <w:lang w:val="zh_TW" w:bidi="zh_TW"/>
         </w:rPr>
-        <w:t>Resource: 翻譯問題 (unfoldingWord)</w:t>
+        <w:t>Resource: unfoldingWord® Translation Questions</w:t>
       </w:r>
       <w:r>
         <w:rPr>
@@ -85,7 +85,7 @@
         <w:rPr>
           <w:lang w:val="zh_TW" w:bidi="zh_TW"/>
         </w:rPr>
-        <w:t>翻譯問題 (unfoldingWord)</w:t>
+        <w:t>unfoldingWord® Translation Questions</w:t>
       </w:r>
     </w:p>
     <w:p>
